--- a/git/笔记.docx
+++ b/git/笔记.docx
@@ -239,14 +239,7 @@
           <w:rFonts w:hint="default"/>
           <w:lang w:val="en-US" w:eastAsia="zh-CN"/>
         </w:rPr>
-        <w:t>gi</w:t>
-      </w:r>
-      <w:r>
-        <w:rPr>
-          <w:rFonts w:hint="default"/>
-          <w:lang w:val="en-US" w:eastAsia="zh-CN"/>
-        </w:rPr>
-        <w:t>t命令</w:t>
+        <w:t>git命令</w:t>
       </w:r>
     </w:p>
     <w:p>
@@ -585,178 +578,203 @@
         </w:rPr>
         <w:t>为什么会发生冲突是因为我们都是一个共同的祖先，然后我改了，你也改了同一行就会有冲突。我改了你没改，因为是一个共同祖先，我的修改更新就会覆盖你的。融合分支和多人协同出现冲突的逻辑是一致的。</w:t>
       </w:r>
+    </w:p>
+    <w:p>
+      <w:pPr>
+        <w:rPr>
+          <w:rFonts w:hint="eastAsia"/>
+          <w:lang w:val="en-US" w:eastAsia="zh-CN"/>
+        </w:rPr>
+      </w:pPr>
+    </w:p>
+    <w:p>
+      <w:pPr>
+        <w:rPr>
+          <w:rFonts w:hint="eastAsia"/>
+          <w:lang w:val="en-US" w:eastAsia="zh-CN"/>
+        </w:rPr>
+      </w:pPr>
+      <w:r>
+        <w:rPr>
+          <w:rFonts w:hint="eastAsia"/>
+          <w:lang w:val="en-US" w:eastAsia="zh-CN"/>
+        </w:rPr>
+        <w:t>工作人1 提交A       工作人 2 提交A      远端A</w:t>
+      </w:r>
+    </w:p>
+    <w:p>
+      <w:pPr>
+        <w:rPr>
+          <w:rFonts w:hint="eastAsia"/>
+          <w:lang w:val="en-US" w:eastAsia="zh-CN"/>
+        </w:rPr>
+      </w:pPr>
+      <w:r>
+        <w:rPr>
+          <w:rFonts w:hint="eastAsia"/>
+          <w:lang w:val="en-US" w:eastAsia="zh-CN"/>
+        </w:rPr>
+        <w:t>工作人 1 提交A-C     工作人 2 提交A-B      远端A</w:t>
+      </w:r>
+    </w:p>
+    <w:p>
+      <w:pPr>
+        <w:rPr>
+          <w:rFonts w:hint="eastAsia"/>
+          <w:lang w:val="en-US" w:eastAsia="zh-CN"/>
+        </w:rPr>
+      </w:pPr>
+      <w:r>
+        <w:rPr>
+          <w:rFonts w:hint="eastAsia"/>
+          <w:lang w:val="en-US" w:eastAsia="zh-CN"/>
+        </w:rPr>
+        <w:t>工作人 2 push后</w:t>
+      </w:r>
+    </w:p>
+    <w:p>
+      <w:pPr>
+        <w:rPr>
+          <w:rFonts w:hint="default"/>
+          <w:lang w:val="en-US" w:eastAsia="zh-CN"/>
+        </w:rPr>
+      </w:pPr>
+      <w:r>
+        <w:rPr>
+          <w:rFonts w:hint="eastAsia"/>
+          <w:lang w:val="en-US" w:eastAsia="zh-CN"/>
+        </w:rPr>
+        <w:t>工作人 1 提交A-C     工作人 2 提交A-B       远端A-B</w:t>
+      </w:r>
+    </w:p>
+    <w:p>
+      <w:pPr>
+        <w:rPr>
+          <w:rFonts w:hint="eastAsia"/>
+          <w:lang w:val="en-US" w:eastAsia="zh-CN"/>
+        </w:rPr>
+      </w:pPr>
+      <w:r>
+        <w:rPr>
+          <w:rFonts w:hint="eastAsia"/>
+          <w:lang w:val="en-US" w:eastAsia="zh-CN"/>
+        </w:rPr>
+        <w:t>工作人1拉取后</w:t>
+      </w:r>
+    </w:p>
+    <w:p>
+      <w:pPr>
+        <w:rPr>
+          <w:rFonts w:hint="eastAsia"/>
+          <w:lang w:val="en-US" w:eastAsia="zh-CN"/>
+        </w:rPr>
+      </w:pPr>
+      <w:r>
+        <w:rPr>
+          <w:rFonts w:hint="eastAsia"/>
+          <w:lang w:val="en-US" w:eastAsia="zh-CN"/>
+        </w:rPr>
+        <w:t>工作人 1 提交A-B-D(B和C的融合)     工作人 2 提交A-B      远端A-B</w:t>
+      </w:r>
+    </w:p>
+    <w:p>
+      <w:pPr>
+        <w:rPr>
+          <w:rFonts w:hint="eastAsia"/>
+          <w:lang w:val="en-US" w:eastAsia="zh-CN"/>
+        </w:rPr>
+      </w:pPr>
+      <w:r>
+        <w:rPr>
+          <w:rFonts w:hint="eastAsia"/>
+          <w:lang w:val="en-US" w:eastAsia="zh-CN"/>
+        </w:rPr>
+        <w:t>工作人1推送后</w:t>
+      </w:r>
+    </w:p>
+    <w:p>
+      <w:pPr>
+        <w:rPr>
+          <w:rFonts w:hint="default"/>
+          <w:lang w:val="en-US" w:eastAsia="zh-CN"/>
+        </w:rPr>
+      </w:pPr>
+      <w:r>
+        <w:rPr>
+          <w:rFonts w:hint="eastAsia"/>
+          <w:lang w:val="en-US" w:eastAsia="zh-CN"/>
+        </w:rPr>
+        <w:t>工作人 1 提交A-B-D(B和C的融合)     工作人 2 提交A-B      远端A-B-D</w:t>
+      </w:r>
+    </w:p>
+    <w:p>
+      <w:pPr>
+        <w:rPr>
+          <w:rFonts w:hint="default"/>
+          <w:lang w:val="en-US" w:eastAsia="zh-CN"/>
+        </w:rPr>
+      </w:pPr>
+      <w:r>
+        <w:rPr>
+          <w:rFonts w:hint="eastAsia"/>
+          <w:lang w:val="en-US" w:eastAsia="zh-CN"/>
+        </w:rPr>
+        <w:t>经检验只有在工作人1push后如果没有创建一个新的融合提交，那么git会自动创建一个提交</w:t>
+      </w:r>
+    </w:p>
+    <w:p>
+      <w:pPr>
+        <w:rPr>
+          <w:rFonts w:hint="default"/>
+          <w:lang w:val="en-US" w:eastAsia="zh-CN"/>
+        </w:rPr>
+      </w:pPr>
+    </w:p>
+    <w:p>
+      <w:pPr>
+        <w:pStyle w:val="6"/>
+        <w:bidi w:val="0"/>
+        <w:rPr>
+          <w:rFonts w:hint="default"/>
+          <w:lang w:val="en-US" w:eastAsia="zh-CN"/>
+        </w:rPr>
+      </w:pPr>
+      <w:bookmarkStart w:id="1" w:name="_Toc14868"/>
+      <w:r>
+        <w:rPr>
+          <w:rFonts w:hint="default"/>
+          <w:lang w:val="en-US" w:eastAsia="zh-CN"/>
+        </w:rPr>
+        <w:t>创建本地仓库并于远端建立联系的流程</w:t>
+      </w:r>
+      <w:bookmarkEnd w:id="1"/>
+    </w:p>
+    <w:p>
+      <w:pPr>
+        <w:pStyle w:val="6"/>
+        <w:bidi w:val="0"/>
+        <w:rPr>
+          <w:rFonts w:hint="default" w:asciiTheme="minorHAnsi" w:hAnsiTheme="minorHAnsi" w:eastAsiaTheme="minorEastAsia" w:cstheme="minorBidi"/>
+          <w:b w:val="0"/>
+          <w:kern w:val="2"/>
+          <w:sz w:val="21"/>
+          <w:szCs w:val="24"/>
+          <w:lang w:val="en-US" w:eastAsia="zh-CN" w:bidi="ar-SA"/>
+        </w:rPr>
+      </w:pPr>
+      <w:r>
+        <w:rPr>
+          <w:rFonts w:hint="eastAsia" w:asciiTheme="minorHAnsi" w:hAnsiTheme="minorHAnsi" w:eastAsiaTheme="minorEastAsia" w:cstheme="minorBidi"/>
+          <w:b w:val="0"/>
+          <w:kern w:val="2"/>
+          <w:sz w:val="21"/>
+          <w:szCs w:val="24"/>
+          <w:lang w:val="en-US" w:eastAsia="zh-CN" w:bidi="ar-SA"/>
+        </w:rPr>
+        <w:t>方法一</w:t>
+      </w:r>
       <w:bookmarkStart w:id="3" w:name="_GoBack"/>
       <w:bookmarkEnd w:id="3"/>
-    </w:p>
-    <w:p>
-      <w:pPr>
-        <w:rPr>
-          <w:rFonts w:hint="eastAsia"/>
-          <w:lang w:val="en-US" w:eastAsia="zh-CN"/>
-        </w:rPr>
-      </w:pPr>
-    </w:p>
-    <w:p>
-      <w:pPr>
-        <w:rPr>
-          <w:rFonts w:hint="eastAsia"/>
-          <w:lang w:val="en-US" w:eastAsia="zh-CN"/>
-        </w:rPr>
-      </w:pPr>
-      <w:r>
-        <w:rPr>
-          <w:rFonts w:hint="eastAsia"/>
-          <w:lang w:val="en-US" w:eastAsia="zh-CN"/>
-        </w:rPr>
-        <w:t>工作人1 提交A       工作人 2 提交A      远端A</w:t>
-      </w:r>
-    </w:p>
-    <w:p>
-      <w:pPr>
-        <w:rPr>
-          <w:rFonts w:hint="eastAsia"/>
-          <w:lang w:val="en-US" w:eastAsia="zh-CN"/>
-        </w:rPr>
-      </w:pPr>
-      <w:r>
-        <w:rPr>
-          <w:rFonts w:hint="eastAsia"/>
-          <w:lang w:val="en-US" w:eastAsia="zh-CN"/>
-        </w:rPr>
-        <w:t>工作人 1 提交A-C     工作人 2 提交A-B      远端A</w:t>
-      </w:r>
-    </w:p>
-    <w:p>
-      <w:pPr>
-        <w:rPr>
-          <w:rFonts w:hint="eastAsia"/>
-          <w:lang w:val="en-US" w:eastAsia="zh-CN"/>
-        </w:rPr>
-      </w:pPr>
-      <w:r>
-        <w:rPr>
-          <w:rFonts w:hint="eastAsia"/>
-          <w:lang w:val="en-US" w:eastAsia="zh-CN"/>
-        </w:rPr>
-        <w:t>工作人 2 push后</w:t>
-      </w:r>
-    </w:p>
-    <w:p>
-      <w:pPr>
-        <w:rPr>
-          <w:rFonts w:hint="default"/>
-          <w:lang w:val="en-US" w:eastAsia="zh-CN"/>
-        </w:rPr>
-      </w:pPr>
-      <w:r>
-        <w:rPr>
-          <w:rFonts w:hint="eastAsia"/>
-          <w:lang w:val="en-US" w:eastAsia="zh-CN"/>
-        </w:rPr>
-        <w:t>工作人 1 提交A-C     工作人 2 提交A-B       远端A-B</w:t>
-      </w:r>
-    </w:p>
-    <w:p>
-      <w:pPr>
-        <w:rPr>
-          <w:rFonts w:hint="eastAsia"/>
-          <w:lang w:val="en-US" w:eastAsia="zh-CN"/>
-        </w:rPr>
-      </w:pPr>
-      <w:r>
-        <w:rPr>
-          <w:rFonts w:hint="eastAsia"/>
-          <w:lang w:val="en-US" w:eastAsia="zh-CN"/>
-        </w:rPr>
-        <w:t>工作人1拉取后</w:t>
-      </w:r>
-    </w:p>
-    <w:p>
-      <w:pPr>
-        <w:rPr>
-          <w:rFonts w:hint="eastAsia"/>
-          <w:lang w:val="en-US" w:eastAsia="zh-CN"/>
-        </w:rPr>
-      </w:pPr>
-      <w:r>
-        <w:rPr>
-          <w:rFonts w:hint="eastAsia"/>
-          <w:lang w:val="en-US" w:eastAsia="zh-CN"/>
-        </w:rPr>
-        <w:t>工作人 1 提交A-B-D(B和C的融合)     工作人 2 提交A-B      远端A-B</w:t>
-      </w:r>
-    </w:p>
-    <w:p>
-      <w:pPr>
-        <w:rPr>
-          <w:rFonts w:hint="eastAsia"/>
-          <w:lang w:val="en-US" w:eastAsia="zh-CN"/>
-        </w:rPr>
-      </w:pPr>
-      <w:r>
-        <w:rPr>
-          <w:rFonts w:hint="eastAsia"/>
-          <w:lang w:val="en-US" w:eastAsia="zh-CN"/>
-        </w:rPr>
-        <w:t>工作人1推送后</w:t>
-      </w:r>
-    </w:p>
-    <w:p>
-      <w:pPr>
-        <w:rPr>
-          <w:rFonts w:hint="default"/>
-          <w:lang w:val="en-US" w:eastAsia="zh-CN"/>
-        </w:rPr>
-      </w:pPr>
-      <w:r>
-        <w:rPr>
-          <w:rFonts w:hint="eastAsia"/>
-          <w:lang w:val="en-US" w:eastAsia="zh-CN"/>
-        </w:rPr>
-        <w:t>工作人 1 提交A-B-D(B和C的融合)     工作人 2 提交A-B      远端A-B-D</w:t>
-      </w:r>
-    </w:p>
-    <w:p>
-      <w:pPr>
-        <w:rPr>
-          <w:rFonts w:hint="default"/>
-          <w:lang w:val="en-US" w:eastAsia="zh-CN"/>
-        </w:rPr>
-      </w:pPr>
-      <w:r>
-        <w:rPr>
-          <w:rFonts w:hint="eastAsia"/>
-          <w:lang w:val="en-US" w:eastAsia="zh-CN"/>
-        </w:rPr>
-        <w:t>经检验只有在工作人1push后如果没有创建一个新的融合提交，那么git会自动创建一个提交</w:t>
-      </w:r>
-    </w:p>
-    <w:p>
-      <w:pPr>
-        <w:rPr>
-          <w:rFonts w:hint="default"/>
-          <w:lang w:val="en-US" w:eastAsia="zh-CN"/>
-        </w:rPr>
-      </w:pPr>
-    </w:p>
-    <w:p>
-      <w:pPr>
-        <w:pStyle w:val="6"/>
-        <w:bidi w:val="0"/>
-        <w:rPr>
-          <w:rFonts w:hint="default"/>
-          <w:lang w:val="en-US" w:eastAsia="zh-CN"/>
-        </w:rPr>
-      </w:pPr>
-      <w:bookmarkStart w:id="1" w:name="_Toc14868"/>
-      <w:r>
-        <w:rPr>
-          <w:rFonts w:hint="default"/>
-          <w:lang w:val="en-US" w:eastAsia="zh-CN"/>
-        </w:rPr>
-        <w:t>创建本地仓库并于远端建立联系的流程</w:t>
-      </w:r>
-      <w:bookmarkEnd w:id="1"/>
     </w:p>
     <w:p>
       <w:pPr>
@@ -840,6 +858,72 @@
           <w:lang w:val="en-US" w:eastAsia="zh-CN"/>
         </w:rPr>
       </w:pPr>
+    </w:p>
+    <w:p>
+      <w:pPr>
+        <w:rPr>
+          <w:rFonts w:hint="default"/>
+          <w:lang w:val="en-US" w:eastAsia="zh-CN"/>
+        </w:rPr>
+      </w:pPr>
+    </w:p>
+    <w:p>
+      <w:pPr>
+        <w:rPr>
+          <w:rFonts w:hint="default" w:eastAsia="宋体"/>
+          <w:lang w:val="en-US" w:eastAsia="zh-CN"/>
+        </w:rPr>
+      </w:pPr>
+      <w:r>
+        <w:rPr>
+          <w:rFonts w:hint="eastAsia"/>
+          <w:lang w:val="en-US" w:eastAsia="zh-CN"/>
+        </w:rPr>
+        <w:t xml:space="preserve">方法二 </w:t>
+      </w:r>
+      <w:r>
+        <w:rPr>
+          <w:rFonts w:ascii="Consolas" w:hAnsi="Consolas" w:eastAsia="Consolas" w:cs="Consolas"/>
+          <w:i w:val="0"/>
+          <w:iCs w:val="0"/>
+          <w:caps w:val="0"/>
+          <w:color w:val="0F1115"/>
+          <w:spacing w:val="0"/>
+          <w:sz w:val="16"/>
+          <w:szCs w:val="16"/>
+          <w:shd w:val="clear" w:fill="EBEEF2"/>
+        </w:rPr>
+        <w:t>git clone</w:t>
+      </w:r>
+      <w:r>
+        <w:rPr>
+          <w:rFonts w:hint="eastAsia" w:ascii="Consolas" w:hAnsi="Consolas" w:eastAsia="宋体" w:cs="Consolas"/>
+          <w:i w:val="0"/>
+          <w:iCs w:val="0"/>
+          <w:caps w:val="0"/>
+          <w:color w:val="0F1115"/>
+          <w:spacing w:val="0"/>
+          <w:sz w:val="16"/>
+          <w:szCs w:val="16"/>
+          <w:shd w:val="clear" w:fill="EBEEF2"/>
+          <w:lang w:val="en-US" w:eastAsia="zh-CN"/>
+        </w:rPr>
+        <w:t xml:space="preserve"> </w:t>
+      </w:r>
+      <w:r>
+        <w:rPr>
+          <w:rFonts w:hint="default"/>
+          <w:lang w:val="en-US" w:eastAsia="zh-CN"/>
+        </w:rPr>
+        <w:t>&lt;你的远程仓库地址&gt;</w:t>
+      </w:r>
+      <w:r>
+        <w:rPr>
+          <w:rFonts w:hint="eastAsia"/>
+          <w:lang w:val="en-US" w:eastAsia="zh-CN"/>
+        </w:rPr>
+        <w:t xml:space="preserve"> 是方法一的集合</w:t>
+      </w:r>
     </w:p>
     <w:p>
       <w:pPr>
